--- a/Latest/General Resume - Cloud Full Stack.docx
+++ b/Latest/General Resume - Cloud Full Stack.docx
@@ -419,17 +419,7 @@
                       <w:szCs w:val="22"/>
                       <w:lang w:eastAsia="en-US"/>
                     </w:rPr>
-                    <w:t>Full stack</w:t>
-                  </w:r>
-                  <w:r>
-                    <w:rPr>
-                      <w:rFonts w:ascii="Bebas Neue" w:hAnsi="Bebas Neue" w:cs="Bebas Neue"/>
-                      <w:spacing w:val="50"/>
-                      <w:sz w:val="22"/>
-                      <w:szCs w:val="22"/>
-                      <w:lang w:eastAsia="en-US"/>
-                    </w:rPr>
-                    <w:t xml:space="preserve"> Cloud Engineer</w:t>
+                    <w:t>Full stack Cloud Engineer</w:t>
                   </w:r>
                 </w:p>
                 <w:p>
@@ -1174,7 +1164,7 @@
                       <w:szCs w:val="22"/>
                       <w:lang w:val="en-PK"/>
                     </w:rPr>
-                    <w:t xml:space="preserve">With 13+ years of hands-on experience in full-stack software development and enterprise architecture, I specialize in designing and delivering scalable, cloud-native solutions across diverse industries. My expertise spans both backend and frontend technologies, with a strong focus on the Microsoft ecosystem—including </w:t>
+                    <w:t xml:space="preserve">With 13+ years of hands-on experience in full-stack software development and enterprise-grade architecture, I specialize in building scalable, high-performance applications using modern JavaScript and Java ecosystems. My core expertise centers around </w:t>
                   </w:r>
                   <w:r>
                     <w:rPr>
@@ -1186,7 +1176,7 @@
                       <w:szCs w:val="22"/>
                       <w:lang w:val="en-PK"/>
                     </w:rPr>
-                    <w:t>Azure</w:t>
+                    <w:t>Next.js, React.js, Node.js, and Java</w:t>
                   </w:r>
                   <w:r>
                     <w:rPr>
@@ -1196,51 +1186,7 @@
                       <w:szCs w:val="22"/>
                       <w:lang w:val="en-PK"/>
                     </w:rPr>
-                    <w:t xml:space="preserve">, </w:t>
-                  </w:r>
-                  <w:r>
-                    <w:rPr>
-                      <w:rFonts w:ascii="Calibri" w:hAnsi="Calibri"/>
-                      <w:b/>
-                      <w:bCs/>
-                      <w:color w:val="000000" w:themeColor="text1"/>
-                      <w:sz w:val="22"/>
-                      <w:szCs w:val="22"/>
-                      <w:lang w:val="en-PK"/>
-                    </w:rPr>
-                    <w:t>.NET (C#)</w:t>
-                  </w:r>
-                  <w:r>
-                    <w:rPr>
-                      <w:rFonts w:ascii="Calibri" w:hAnsi="Calibri"/>
-                      <w:color w:val="000000" w:themeColor="text1"/>
-                      <w:sz w:val="22"/>
-                      <w:szCs w:val="22"/>
-                      <w:lang w:val="en-PK"/>
-                    </w:rPr>
-                    <w:t xml:space="preserve">, and </w:t>
-                  </w:r>
-                  <w:r>
-                    <w:rPr>
-                      <w:rFonts w:ascii="Calibri" w:hAnsi="Calibri"/>
-                      <w:b/>
-                      <w:bCs/>
-                      <w:color w:val="000000" w:themeColor="text1"/>
-                      <w:sz w:val="22"/>
-                      <w:szCs w:val="22"/>
-                      <w:lang w:val="en-PK"/>
-                    </w:rPr>
-                    <w:t>SharePoint</w:t>
-                  </w:r>
-                  <w:r>
-                    <w:rPr>
-                      <w:rFonts w:ascii="Calibri" w:hAnsi="Calibri"/>
-                      <w:color w:val="000000" w:themeColor="text1"/>
-                      <w:sz w:val="22"/>
-                      <w:szCs w:val="22"/>
-                      <w:lang w:val="en-PK"/>
-                    </w:rPr>
-                    <w:t>.</w:t>
+                    <w:t>, enabling me to deliver robust, secure, and cloud-ready solutions across a wide range of industries.</w:t>
                   </w:r>
                 </w:p>
                 <w:p>
@@ -1263,7 +1209,7 @@
                       <w:szCs w:val="22"/>
                       <w:lang w:val="en-PK"/>
                     </w:rPr>
-                    <w:t xml:space="preserve">I have a proven track record of building robust, secure, and maintainable applications using </w:t>
+                    <w:t xml:space="preserve">I have a strong track record of architecting maintainable systems using </w:t>
                   </w:r>
                   <w:r>
                     <w:rPr>
@@ -1275,7 +1221,7 @@
                       <w:szCs w:val="22"/>
                       <w:lang w:val="en-PK"/>
                     </w:rPr>
-                    <w:t>microservices architecture</w:t>
+                    <w:t>microservices</w:t>
                   </w:r>
                   <w:r>
                     <w:rPr>
@@ -1297,7 +1243,7 @@
                       <w:szCs w:val="22"/>
                       <w:lang w:val="en-PK"/>
                     </w:rPr>
-                    <w:t>containerized deployments (Docker/Kubernetes)</w:t>
+                    <w:t>API-driven designs</w:t>
                   </w:r>
                   <w:r>
                     <w:rPr>
@@ -1307,7 +1253,7 @@
                       <w:szCs w:val="22"/>
                       <w:lang w:val="en-PK"/>
                     </w:rPr>
-                    <w:t xml:space="preserve">, and </w:t>
+                    <w:t xml:space="preserve">, </w:t>
                   </w:r>
                   <w:r>
                     <w:rPr>
@@ -1319,7 +1265,7 @@
                       <w:szCs w:val="22"/>
                       <w:lang w:val="en-PK"/>
                     </w:rPr>
-                    <w:t>CI/CD pipelines</w:t>
+                    <w:t>containerized deployments</w:t>
                   </w:r>
                   <w:r>
                     <w:rPr>
@@ -1329,7 +1275,7 @@
                       <w:szCs w:val="22"/>
                       <w:lang w:val="en-PK"/>
                     </w:rPr>
-                    <w:t xml:space="preserve"> in </w:t>
+                    <w:t xml:space="preserve"> (Docker/Kubernetes), and </w:t>
                   </w:r>
                   <w:r>
                     <w:rPr>
@@ -1341,7 +1287,7 @@
                       <w:szCs w:val="22"/>
                       <w:lang w:val="en-PK"/>
                     </w:rPr>
-                    <w:t>Azure DevOps</w:t>
+                    <w:t>automated CI/CD pipelines</w:t>
                   </w:r>
                   <w:r>
                     <w:rPr>
@@ -1351,7 +1297,7 @@
                       <w:szCs w:val="22"/>
                       <w:lang w:val="en-PK"/>
                     </w:rPr>
-                    <w:t xml:space="preserve">. I excel at integrating complex systems, developing RESTful APIs, and crafting responsive, cloud-connected frontends using </w:t>
+                    <w:t xml:space="preserve">. On the frontend, I excel at crafting responsive, optimized, and SEO-friendly interfaces using </w:t>
                   </w:r>
                   <w:r>
                     <w:rPr>
@@ -1363,7 +1309,7 @@
                       <w:szCs w:val="22"/>
                       <w:lang w:val="en-PK"/>
                     </w:rPr>
-                    <w:t>React</w:t>
+                    <w:t>Next.js and React.js</w:t>
                   </w:r>
                   <w:r>
                     <w:rPr>
@@ -1373,6 +1319,28 @@
                       <w:szCs w:val="22"/>
                       <w:lang w:val="en-PK"/>
                     </w:rPr>
+                    <w:t xml:space="preserve">. On the backend, I am skilled at designing scalable RESTful services, real-time features, and enterprise integrations using </w:t>
+                  </w:r>
+                  <w:r>
+                    <w:rPr>
+                      <w:rFonts w:ascii="Calibri" w:hAnsi="Calibri"/>
+                      <w:b/>
+                      <w:bCs/>
+                      <w:color w:val="000000" w:themeColor="text1"/>
+                      <w:sz w:val="22"/>
+                      <w:szCs w:val="22"/>
+                      <w:lang w:val="en-PK"/>
+                    </w:rPr>
+                    <w:t>Node.js/Express</w:t>
+                  </w:r>
+                  <w:r>
+                    <w:rPr>
+                      <w:rFonts w:ascii="Calibri" w:hAnsi="Calibri"/>
+                      <w:color w:val="000000" w:themeColor="text1"/>
+                      <w:sz w:val="22"/>
+                      <w:szCs w:val="22"/>
+                      <w:lang w:val="en-PK"/>
+                    </w:rPr>
                     <w:t xml:space="preserve">, </w:t>
                   </w:r>
                   <w:r>
@@ -1385,39 +1353,17 @@
                       <w:szCs w:val="22"/>
                       <w:lang w:val="en-PK"/>
                     </w:rPr>
-                    <w:t>Angular</w:t>
-                  </w:r>
-                  <w:r>
-                    <w:rPr>
-                      <w:rFonts w:ascii="Calibri" w:hAnsi="Calibri"/>
-                      <w:b/>
-                      <w:bCs/>
+                    <w:t>Java</w:t>
+                  </w:r>
+                  <w:r>
+                    <w:rPr>
+                      <w:rFonts w:ascii="Calibri" w:hAnsi="Calibri"/>
                       <w:color w:val="000000" w:themeColor="text1"/>
                       <w:sz w:val="22"/>
                       <w:szCs w:val="22"/>
                       <w:lang w:val="en-PK"/>
                     </w:rPr>
-                    <w:t>, Node, Python</w:t>
-                  </w:r>
-                  <w:r>
-                    <w:rPr>
-                      <w:rFonts w:ascii="Calibri" w:hAnsi="Calibri"/>
-                      <w:color w:val="000000" w:themeColor="text1"/>
-                      <w:sz w:val="22"/>
-                      <w:szCs w:val="22"/>
-                      <w:lang w:val="en-PK"/>
-                    </w:rPr>
-                    <w:t>, and modern JavaScript frameworks.</w:t>
-                  </w:r>
-                  <w:r>
-                    <w:rPr>
-                      <w:rFonts w:ascii="Calibri" w:hAnsi="Calibri"/>
-                      <w:color w:val="000000" w:themeColor="text1"/>
-                      <w:sz w:val="22"/>
-                      <w:szCs w:val="22"/>
-                      <w:lang w:val="en-PK"/>
-                    </w:rPr>
-                    <w:t xml:space="preserve"> </w:t>
+                    <w:t>, and modern cloud-native patterns.</w:t>
                   </w:r>
                 </w:p>
                 <w:p>
@@ -1440,7 +1386,7 @@
                       <w:szCs w:val="22"/>
                       <w:lang w:val="en-PK"/>
                     </w:rPr>
-                    <w:t>I am now seeking a role where I can continue solving real-world challenges through innovation, clean architecture, and best engineering practices—contributing to impactful digital transformation initiatives.</w:t>
+                    <w:t>I’m now seeking opportunities where I can leverage my technical leadership, clean-architecture mindset, and end-to-end product development experience to solve complex real-world problems and contribute to impactful digital transformation initiatives.</w:t>
                   </w:r>
                 </w:p>
                 <w:p>
@@ -2093,7 +2039,7 @@
                       <w:szCs w:val="22"/>
                       <w:lang w:val="en-PK"/>
                     </w:rPr>
-                    <w:t xml:space="preserve">10+ years of experience in </w:t>
+                    <w:t xml:space="preserve">Expert in developing scalable cloud-native solutions on </w:t>
                   </w:r>
                   <w:r>
                     <w:rPr>
@@ -2105,7 +2051,7 @@
                       <w:szCs w:val="22"/>
                       <w:lang w:val="en-PK"/>
                     </w:rPr>
-                    <w:t>.NET (C#)</w:t>
+                    <w:t>Microsoft Azure</w:t>
                   </w:r>
                   <w:r>
                     <w:rPr>
@@ -2115,7 +2061,7 @@
                       <w:szCs w:val="22"/>
                       <w:lang w:val="en-PK"/>
                     </w:rPr>
-                    <w:t xml:space="preserve">, </w:t>
+                    <w:t xml:space="preserve"> using </w:t>
                   </w:r>
                   <w:r>
                     <w:rPr>
@@ -2127,99 +2073,7 @@
                       <w:szCs w:val="22"/>
                       <w:lang w:val="en-PK"/>
                     </w:rPr>
-                    <w:t>ASP.NET Core</w:t>
-                  </w:r>
-                  <w:r>
-                    <w:rPr>
-                      <w:rFonts w:ascii="Calibri" w:hAnsi="Calibri"/>
-                      <w:color w:val="000000" w:themeColor="text1"/>
-                      <w:sz w:val="22"/>
-                      <w:szCs w:val="22"/>
-                      <w:lang w:val="en-PK"/>
-                    </w:rPr>
-                    <w:t xml:space="preserve">, RESTful API design, and integration with </w:t>
-                  </w:r>
-                  <w:proofErr w:type="spellStart"/>
-                  <w:r>
-                    <w:rPr>
-                      <w:rFonts w:ascii="Calibri" w:hAnsi="Calibri"/>
-                      <w:b/>
-                      <w:bCs/>
-                      <w:color w:val="000000" w:themeColor="text1"/>
-                      <w:sz w:val="22"/>
-                      <w:szCs w:val="22"/>
-                      <w:lang w:val="en-PK"/>
-                    </w:rPr>
-                    <w:t>SignalR</w:t>
-                  </w:r>
-                  <w:proofErr w:type="spellEnd"/>
-                  <w:r>
-                    <w:rPr>
-                      <w:rFonts w:ascii="Calibri" w:hAnsi="Calibri"/>
-                      <w:color w:val="000000" w:themeColor="text1"/>
-                      <w:sz w:val="22"/>
-                      <w:szCs w:val="22"/>
-                      <w:lang w:val="en-PK"/>
-                    </w:rPr>
-                    <w:t xml:space="preserve">, </w:t>
-                  </w:r>
-                  <w:proofErr w:type="spellStart"/>
-                  <w:r>
-                    <w:rPr>
-                      <w:rFonts w:ascii="Calibri" w:hAnsi="Calibri"/>
-                      <w:b/>
-                      <w:bCs/>
-                      <w:color w:val="000000" w:themeColor="text1"/>
-                      <w:sz w:val="22"/>
-                      <w:szCs w:val="22"/>
-                      <w:lang w:val="en-PK"/>
-                    </w:rPr>
-                    <w:t>GraphQL</w:t>
-                  </w:r>
-                  <w:proofErr w:type="spellEnd"/>
-                  <w:r>
-                    <w:rPr>
-                      <w:rFonts w:ascii="Calibri" w:hAnsi="Calibri"/>
-                      <w:color w:val="000000" w:themeColor="text1"/>
-                      <w:sz w:val="22"/>
-                      <w:szCs w:val="22"/>
-                      <w:lang w:val="en-PK"/>
-                    </w:rPr>
-                    <w:t xml:space="preserve">, </w:t>
-                  </w:r>
-                  <w:r>
-                    <w:rPr>
-                      <w:rFonts w:ascii="Calibri" w:hAnsi="Calibri"/>
-                      <w:b/>
-                      <w:bCs/>
-                      <w:color w:val="000000" w:themeColor="text1"/>
-                      <w:sz w:val="22"/>
-                      <w:szCs w:val="22"/>
-                      <w:lang w:val="en-PK"/>
-                    </w:rPr>
-                    <w:t>RabbitMQ</w:t>
-                  </w:r>
-                  <w:r>
-                    <w:rPr>
-                      <w:rFonts w:ascii="Calibri" w:hAnsi="Calibri"/>
-                      <w:color w:val="000000" w:themeColor="text1"/>
-                      <w:sz w:val="22"/>
-                      <w:szCs w:val="22"/>
-                      <w:lang w:val="en-PK"/>
-                    </w:rPr>
-                    <w:t xml:space="preserve">, </w:t>
-                  </w:r>
-                  <w:r>
-                    <w:rPr>
-                      <w:rFonts w:ascii="Calibri" w:hAnsi="Calibri"/>
-                      <w:b/>
-                      <w:bCs/>
-                      <w:color w:val="000000" w:themeColor="text1"/>
-                      <w:sz w:val="22"/>
-                      <w:szCs w:val="22"/>
-                      <w:lang w:val="en-PK"/>
-                    </w:rPr>
-                    <w:t>Kafka</w:t>
+                    <w:t>App Services, Functions, Logic Apps, Cosmos DB, Key Vault, Application Insights, Monitor, AI Search/Services</w:t>
                   </w:r>
                 </w:p>
                 <w:p>
@@ -2369,36 +2223,47 @@
                       <w:szCs w:val="22"/>
                     </w:rPr>
                   </w:pPr>
-                  <w:proofErr w:type="gramStart"/>
-                  <w:r>
-                    <w:rPr>
-                      <w:rFonts w:ascii="Calibri" w:hAnsi="Calibri"/>
-                      <w:color w:val="000000" w:themeColor="text1"/>
-                      <w:sz w:val="22"/>
-                      <w:szCs w:val="22"/>
-                    </w:rPr>
-                    <w:t>Skilled</w:t>
-                  </w:r>
-                  <w:proofErr w:type="gramEnd"/>
-                  <w:r>
-                    <w:rPr>
-                      <w:rFonts w:ascii="Calibri" w:hAnsi="Calibri"/>
-                      <w:color w:val="000000" w:themeColor="text1"/>
-                      <w:sz w:val="22"/>
-                      <w:szCs w:val="22"/>
-                    </w:rPr>
-                    <w:t xml:space="preserve"> in building dynamic, responsive web and mobile applications using</w:t>
-                  </w:r>
-                  <w:r>
-                    <w:rPr>
-                      <w:rFonts w:ascii="Calibri" w:hAnsi="Calibri"/>
-                      <w:b/>
-                      <w:bCs/>
-                      <w:color w:val="000000" w:themeColor="text1"/>
-                      <w:sz w:val="22"/>
-                      <w:szCs w:val="22"/>
-                    </w:rPr>
-                    <w:t xml:space="preserve"> React, React Native, Angular, JavaScript, jQuery</w:t>
+                  <w:r>
+                    <w:rPr>
+                      <w:rFonts w:ascii="Calibri" w:hAnsi="Calibri"/>
+                      <w:color w:val="000000" w:themeColor="text1"/>
+                      <w:sz w:val="22"/>
+                      <w:szCs w:val="22"/>
+                    </w:rPr>
+                    <w:t>Skilled in building dynamic, responsive web and mobile applications using</w:t>
+                  </w:r>
+                  <w:r>
+                    <w:rPr>
+                      <w:rFonts w:ascii="Calibri" w:hAnsi="Calibri"/>
+                      <w:b/>
+                      <w:bCs/>
+                      <w:color w:val="000000" w:themeColor="text1"/>
+                      <w:sz w:val="22"/>
+                      <w:szCs w:val="22"/>
+                    </w:rPr>
+                    <w:t xml:space="preserve"> </w:t>
+                  </w:r>
+                  <w:r>
+                    <w:rPr>
+                      <w:rFonts w:ascii="Calibri" w:hAnsi="Calibri"/>
+                      <w:b/>
+                      <w:bCs/>
+                      <w:color w:val="000000" w:themeColor="text1"/>
+                      <w:sz w:val="22"/>
+                      <w:szCs w:val="22"/>
+                    </w:rPr>
+                    <w:t xml:space="preserve">NextJS, </w:t>
+                  </w:r>
+                  <w:r>
+                    <w:rPr>
+                      <w:rFonts w:ascii="Calibri" w:hAnsi="Calibri"/>
+                      <w:b/>
+                      <w:bCs/>
+                      <w:color w:val="000000" w:themeColor="text1"/>
+                      <w:sz w:val="22"/>
+                      <w:szCs w:val="22"/>
+                    </w:rPr>
+                    <w:t>React, React Native, Angular, JavaScript, jQuery</w:t>
                   </w:r>
                 </w:p>
                 <w:p>
@@ -2752,25 +2617,8 @@
                       <w:sz w:val="22"/>
                       <w:szCs w:val="22"/>
                     </w:rPr>
-                    <w:t xml:space="preserve">Proficient in query tuning, indexing strategies, and performance troubleshooting to ensure optimal database responsiveness and minimal latency </w:t>
-                  </w:r>
-                  <w:r>
-                    <w:rPr>
-                      <w:rFonts w:ascii="Calibri" w:hAnsi="Calibri"/>
-                      <w:color w:val="000000" w:themeColor="text1"/>
-                      <w:sz w:val="22"/>
-                      <w:szCs w:val="22"/>
-                    </w:rPr>
-                    <w:t>underload</w:t>
-                  </w:r>
-                  <w:r>
-                    <w:rPr>
-                      <w:rFonts w:ascii="Calibri" w:hAnsi="Calibri"/>
-                      <w:color w:val="000000" w:themeColor="text1"/>
-                      <w:sz w:val="22"/>
-                      <w:szCs w:val="22"/>
-                    </w:rPr>
-                    <w:t>.</w:t>
+                    <w:lastRenderedPageBreak/>
+                    <w:t>Proficient in query tuning, indexing strategies, and performance troubleshooting to ensure optimal database responsiveness and minimal latency underload.</w:t>
                   </w:r>
                 </w:p>
                 <w:p>
@@ -2794,7 +2642,6 @@
                       <w:sz w:val="22"/>
                       <w:szCs w:val="22"/>
                     </w:rPr>
-                    <w:lastRenderedPageBreak/>
                     <w:t xml:space="preserve">Advanced knowledge of </w:t>
                   </w:r>
                   <w:r>
@@ -5362,28 +5209,25 @@
                       <w:sz w:val="24"/>
                       <w:szCs w:val="24"/>
                     </w:rPr>
-                    <w:t xml:space="preserve">.Net Core, Azure App Services, </w:t>
-                  </w:r>
-                  <w:proofErr w:type="spellStart"/>
-                  <w:r>
-                    <w:rPr>
-                      <w:rFonts w:ascii="Calibri" w:hAnsi="Calibri" w:cs="Calibri"/>
-                      <w:color w:val="000000" w:themeColor="text1"/>
-                      <w:sz w:val="24"/>
-                      <w:szCs w:val="24"/>
-                    </w:rPr>
-                    <w:t>SignalR</w:t>
-                  </w:r>
-                  <w:proofErr w:type="spellEnd"/>
-                  <w:proofErr w:type="gramStart"/>
-                  <w:r>
-                    <w:rPr>
-                      <w:rFonts w:ascii="Calibri" w:hAnsi="Calibri" w:cs="Calibri"/>
-                      <w:color w:val="000000" w:themeColor="text1"/>
-                      <w:sz w:val="24"/>
-                      <w:szCs w:val="24"/>
-                    </w:rPr>
-                    <w:t xml:space="preserve">, </w:t>
+                    <w:t>Java, NodeJS</w:t>
+                  </w:r>
+                  <w:r>
+                    <w:rPr>
+                      <w:rFonts w:ascii="Calibri" w:hAnsi="Calibri" w:cs="Calibri"/>
+                      <w:color w:val="000000" w:themeColor="text1"/>
+                      <w:sz w:val="24"/>
+                      <w:szCs w:val="24"/>
+                    </w:rPr>
+                    <w:t xml:space="preserve">.Net Core, Azure App Services, SignalR, </w:t>
+                  </w:r>
+                  <w:r>
+                    <w:rPr>
+                      <w:rFonts w:ascii="Calibri" w:hAnsi="Calibri" w:cs="Calibri"/>
+                      <w:color w:val="000000" w:themeColor="text1"/>
+                      <w:sz w:val="24"/>
+                      <w:szCs w:val="24"/>
+                    </w:rPr>
+                    <w:t>, Docker, Kubernetes</w:t>
                   </w:r>
                   <w:r>
                     <w:rPr>
@@ -5394,54 +5238,15 @@
                     </w:rPr>
                     <w:t>,</w:t>
                   </w:r>
-                  <w:proofErr w:type="gramEnd"/>
-                  <w:r>
-                    <w:rPr>
-                      <w:rFonts w:ascii="Calibri" w:hAnsi="Calibri" w:cs="Calibri"/>
-                      <w:color w:val="000000" w:themeColor="text1"/>
-                      <w:sz w:val="24"/>
-                      <w:szCs w:val="24"/>
-                    </w:rPr>
-                    <w:t xml:space="preserve"> Docker, Kubernetes</w:t>
-                  </w:r>
-                  <w:r>
-                    <w:rPr>
-                      <w:rFonts w:ascii="Calibri" w:hAnsi="Calibri" w:cs="Calibri"/>
-                      <w:color w:val="000000" w:themeColor="text1"/>
-                      <w:sz w:val="24"/>
-                      <w:szCs w:val="24"/>
-                    </w:rPr>
-                    <w:t>,</w:t>
-                  </w:r>
-                  <w:r>
-                    <w:rPr>
-                      <w:rFonts w:ascii="Calibri" w:hAnsi="Calibri" w:cs="Calibri"/>
-                      <w:color w:val="000000" w:themeColor="text1"/>
-                      <w:sz w:val="24"/>
-                      <w:szCs w:val="24"/>
-                    </w:rPr>
-                    <w:t xml:space="preserve"> </w:t>
-                  </w:r>
-                  <w:r>
-                    <w:rPr>
-                      <w:rFonts w:ascii="Calibri" w:hAnsi="Calibri" w:cs="Calibri"/>
-                      <w:color w:val="000000" w:themeColor="text1"/>
-                      <w:sz w:val="24"/>
-                      <w:szCs w:val="24"/>
-                    </w:rPr>
-                    <w:t xml:space="preserve">React Native, React, Angular, Node, C#, Python, Machine Learning, Kafka, RabbitMQ, Azure, CI/CD, SQL Server, </w:t>
-                  </w:r>
-                  <w:proofErr w:type="spellStart"/>
-                  <w:r>
-                    <w:rPr>
-                      <w:rFonts w:ascii="Calibri" w:hAnsi="Calibri" w:cs="Calibri"/>
-                      <w:color w:val="000000" w:themeColor="text1"/>
-                      <w:sz w:val="24"/>
-                      <w:szCs w:val="24"/>
-                    </w:rPr>
-                    <w:t>GraphQL</w:t>
-                  </w:r>
-                  <w:proofErr w:type="spellEnd"/>
+                  <w:r>
+                    <w:rPr>
+                      <w:rFonts w:ascii="Calibri" w:hAnsi="Calibri" w:cs="Calibri"/>
+                      <w:color w:val="000000" w:themeColor="text1"/>
+                      <w:sz w:val="24"/>
+                      <w:szCs w:val="24"/>
+                    </w:rPr>
+                    <w:t xml:space="preserve"> React Native, React, Angular, Node, C#, Python, Machine Learning, Kafka, RabbitMQ, Azure, CI/CD, SQL Server, GraphQL</w:t>
+                  </w:r>
                 </w:p>
                 <w:p>
                   <w:pPr>
@@ -5608,10 +5413,10 @@
                       <w:color w:val="000000" w:themeColor="text1"/>
                     </w:rPr>
                     <w:object w:dxaOrig="2895" w:dyaOrig="1425" w14:anchorId="437A89EC">
-                      <v:shape id="_x0000_i1050" type="#_x0000_t75" style="width:115.2pt;height:43.85pt" o:ole="">
+                      <v:shape id="_x0000_i1027" type="#_x0000_t75" style="width:115.55pt;height:43.55pt" o:ole="">
                         <v:imagedata r:id="rId11" o:title=""/>
                       </v:shape>
-                      <o:OLEObject Type="Embed" ProgID="PBrush" ShapeID="_x0000_i1050" DrawAspect="Content" ObjectID="_1813370150" r:id="rId12"/>
+                      <o:OLEObject Type="Embed" ProgID="PBrush" ShapeID="_x0000_i1027" DrawAspect="Content" ObjectID="_1824651266" r:id="rId12"/>
                     </w:object>
                   </w:r>
                 </w:p>
@@ -5780,7 +5585,6 @@
                     </w:rPr>
                     <w:t xml:space="preserve">, and </w:t>
                   </w:r>
-                  <w:proofErr w:type="spellStart"/>
                   <w:r>
                     <w:rPr>
                       <w:rFonts w:ascii="Calibri" w:hAnsi="Calibri" w:cs="Calibri"/>
@@ -5792,7 +5596,6 @@
                     </w:rPr>
                     <w:t>SignalR</w:t>
                   </w:r>
-                  <w:proofErr w:type="spellEnd"/>
                 </w:p>
               </w:tc>
             </w:tr>
@@ -6307,56 +6110,25 @@
                       <w:sz w:val="24"/>
                       <w:szCs w:val="24"/>
                     </w:rPr>
-                    <w:t xml:space="preserve">.Net Core, Azure App Services, </w:t>
-                  </w:r>
-                  <w:proofErr w:type="spellStart"/>
-                  <w:r>
-                    <w:rPr>
-                      <w:rFonts w:ascii="Calibri" w:hAnsi="Calibri" w:cs="Calibri"/>
-                      <w:color w:val="000000" w:themeColor="text1"/>
-                      <w:sz w:val="24"/>
-                      <w:szCs w:val="24"/>
-                    </w:rPr>
-                    <w:t>SignalR</w:t>
-                  </w:r>
-                  <w:proofErr w:type="spellEnd"/>
-                  <w:r>
-                    <w:rPr>
-                      <w:rFonts w:ascii="Calibri" w:hAnsi="Calibri" w:cs="Calibri"/>
-                      <w:color w:val="000000" w:themeColor="text1"/>
-                      <w:sz w:val="24"/>
-                      <w:szCs w:val="24"/>
-                    </w:rPr>
-                    <w:t xml:space="preserve">, </w:t>
-                  </w:r>
-                  <w:r>
-                    <w:rPr>
-                      <w:rFonts w:ascii="Calibri" w:hAnsi="Calibri" w:cs="Calibri"/>
-                      <w:color w:val="000000" w:themeColor="text1"/>
-                      <w:sz w:val="24"/>
-                      <w:szCs w:val="24"/>
-                    </w:rPr>
-                    <w:t xml:space="preserve">React Native, React, Angular, Node, C#, Python, Machine Learning, Kafka, RabbitMQ, Azure, CI/CD, SQL Server, </w:t>
-                  </w:r>
-                  <w:proofErr w:type="spellStart"/>
-                  <w:r>
-                    <w:rPr>
-                      <w:rFonts w:ascii="Calibri" w:hAnsi="Calibri" w:cs="Calibri"/>
-                      <w:color w:val="000000" w:themeColor="text1"/>
-                      <w:sz w:val="24"/>
-                      <w:szCs w:val="24"/>
-                    </w:rPr>
-                    <w:t>GraphQL</w:t>
-                  </w:r>
-                  <w:proofErr w:type="spellEnd"/>
-                  <w:r>
-                    <w:rPr>
-                      <w:rFonts w:ascii="Calibri" w:hAnsi="Calibri" w:cs="Calibri"/>
-                      <w:color w:val="000000" w:themeColor="text1"/>
-                      <w:sz w:val="24"/>
-                      <w:szCs w:val="24"/>
-                    </w:rPr>
-                    <w:t>, Docker, Kubernetes</w:t>
+                    <w:t>Java, NodeJS.Net Core</w:t>
+                  </w:r>
+                  <w:r>
+                    <w:rPr>
+                      <w:rFonts w:ascii="Calibri" w:hAnsi="Calibri" w:cs="Calibri"/>
+                      <w:color w:val="000000" w:themeColor="text1"/>
+                      <w:sz w:val="24"/>
+                      <w:szCs w:val="24"/>
+                    </w:rPr>
+                    <w:t xml:space="preserve">, Azure App Services, SignalR, </w:t>
+                  </w:r>
+                  <w:r>
+                    <w:rPr>
+                      <w:rFonts w:ascii="Calibri" w:hAnsi="Calibri" w:cs="Calibri"/>
+                      <w:color w:val="000000" w:themeColor="text1"/>
+                      <w:sz w:val="24"/>
+                      <w:szCs w:val="24"/>
+                    </w:rPr>
+                    <w:t>React Native, React, Angular, Node, C#, Python, Machine Learning, Kafka, RabbitMQ, Azure, CI/CD, SQL Server, GraphQL, Docker, Kubernetes</w:t>
                   </w:r>
                 </w:p>
                 <w:p>
@@ -7097,7 +6869,43 @@
                       <w:sz w:val="24"/>
                       <w:szCs w:val="24"/>
                     </w:rPr>
-                    <w:t xml:space="preserve">        SharePoint 2016, React, Angular, Sitefinity, Node, C#, RabbitMQ, Azure, CI/CD, SQL Server, REST API’s </w:t>
+                    <w:t xml:space="preserve">        </w:t>
+                  </w:r>
+                  <w:r>
+                    <w:rPr>
+                      <w:rFonts w:ascii="Calibri" w:hAnsi="Calibri" w:cs="Calibri"/>
+                      <w:color w:val="000000" w:themeColor="text1"/>
+                      <w:sz w:val="24"/>
+                      <w:szCs w:val="24"/>
+                    </w:rPr>
+                    <w:t>Java, NodeJS</w:t>
+                  </w:r>
+                  <w:r>
+                    <w:rPr>
+                      <w:rFonts w:ascii="Calibri" w:hAnsi="Calibri" w:cs="Calibri"/>
+                      <w:color w:val="000000" w:themeColor="text1"/>
+                      <w:sz w:val="24"/>
+                      <w:szCs w:val="24"/>
+                    </w:rPr>
+                    <w:t>, ASP.Net</w:t>
+                  </w:r>
+                  <w:r>
+                    <w:rPr>
+                      <w:rFonts w:ascii="Calibri" w:hAnsi="Calibri" w:cs="Calibri"/>
+                      <w:color w:val="000000" w:themeColor="text1"/>
+                      <w:sz w:val="24"/>
+                      <w:szCs w:val="24"/>
+                    </w:rPr>
+                    <w:t xml:space="preserve">, </w:t>
+                  </w:r>
+                  <w:r>
+                    <w:rPr>
+                      <w:rFonts w:ascii="Calibri" w:hAnsi="Calibri" w:cs="Calibri"/>
+                      <w:color w:val="000000" w:themeColor="text1"/>
+                      <w:sz w:val="24"/>
+                      <w:szCs w:val="24"/>
+                    </w:rPr>
+                    <w:t xml:space="preserve">SharePoint 2016, React, Angular, Sitefinity, Node, C#, RabbitMQ, Azure, CI/CD, SQL Server, REST API’s </w:t>
                   </w:r>
                 </w:p>
                 <w:p>
@@ -8792,14 +8600,14 @@
         <v:path o:extrusionok="f" gradientshapeok="t" o:connecttype="rect"/>
         <o:lock v:ext="edit" aspectratio="t"/>
       </v:shapetype>
-      <v:shape id="_x0000_i1390" type="#_x0000_t75" style="width:14.4pt;height:14.4pt;visibility:visible;mso-wrap-style:square" o:bullet="t">
+      <v:shape id="_x0000_i1042" type="#_x0000_t75" style="width:14.25pt;height:14.25pt;visibility:visible;mso-wrap-style:square" o:bullet="t">
         <v:imagedata r:id="rId1" o:title=""/>
       </v:shape>
     </w:pict>
   </w:numPicBullet>
   <w:numPicBullet w:numPicBulletId="1">
     <w:pict>
-      <v:shape id="_x0000_i1391" type="#_x0000_t75" style="width:12.5pt;height:12.5pt;visibility:visible;mso-wrap-style:square" o:bullet="t">
+      <v:shape id="_x0000_i1043" type="#_x0000_t75" style="width:12.55pt;height:12.55pt;visibility:visible;mso-wrap-style:square" o:bullet="t">
         <v:imagedata r:id="rId2" o:title=""/>
       </v:shape>
     </w:pict>
